--- a/zaini_case_audit_output/outputs/word/documents/164_الشكوى (وورد).docx
+++ b/zaini_case_audit_output/outputs/word/documents/164_الشكوى (وورد).docx
@@ -10,20 +10,6 @@
       </w:pPr>
       <w:r>
         <w:t>الشكوى (وورد)</w:t>
-      </w:r>
-    </w:p>
-    <w:p>
-      <w:pPr>
-        <w:jc w:val="right"/>
-        <w:bidi/>
-      </w:pPr>
-      <w:r>
-        <w:rPr>
-          <w:b w:val="0"/>
-          <w:i/>
-          <w:color w:val="555555"/>
-        </w:rPr>
-        <w:t>الرقم: 164 | النوع: شكوى | التاريخ:  | القسم: ن. شكوى أسامة زيني إلى ولي العهد ـ 17-11-1445 (9 ملفات)</w:t>
       </w:r>
     </w:p>
     <w:p>
@@ -51,6 +37,121 @@
           <w:i/>
         </w:rPr>
         <w:t>[مخرج آلي / Script Output - سماوي]  [مخرج آلي يحتاج مراجعة بشرية - وردي]</w:t>
+      </w:r>
+    </w:p>
+    <w:p>
+      <w:pPr>
+        <w:pStyle w:val="Heading2"/>
+        <w:jc w:val="right"/>
+        <w:bidi/>
+      </w:pPr>
+      <w:r>
+        <w:t>بطاقة تعريف المستند</w:t>
+      </w:r>
+    </w:p>
+    <w:p>
+      <w:pPr>
+        <w:jc w:val="right"/>
+        <w:bidi/>
+      </w:pPr>
+      <w:r>
+        <w:rPr>
+          <w:b/>
+        </w:rPr>
+        <w:t xml:space="preserve">نوع المستند: </w:t>
+      </w:r>
+      <w:r>
+        <w:t>شكوى</w:t>
+      </w:r>
+    </w:p>
+    <w:p>
+      <w:pPr>
+        <w:jc w:val="right"/>
+        <w:bidi/>
+      </w:pPr>
+      <w:r>
+        <w:rPr>
+          <w:b/>
+        </w:rPr>
+        <w:t xml:space="preserve">الجهة المصدِرة: </w:t>
+      </w:r>
+      <w:r>
+        <w:t>دائرة الاستئناف</w:t>
+      </w:r>
+    </w:p>
+    <w:p>
+      <w:pPr>
+        <w:jc w:val="right"/>
+        <w:bidi/>
+      </w:pPr>
+      <w:r>
+        <w:rPr>
+          <w:b/>
+        </w:rPr>
+        <w:t xml:space="preserve">رقم القضية: </w:t>
+      </w:r>
+      <w:r>
+        <w:t>42824717</w:t>
+      </w:r>
+    </w:p>
+    <w:p>
+      <w:pPr>
+        <w:jc w:val="right"/>
+        <w:bidi/>
+      </w:pPr>
+      <w:r>
+        <w:rPr>
+          <w:b/>
+        </w:rPr>
+        <w:t xml:space="preserve">رقم الصك/الحكم: </w:t>
+      </w:r>
+      <w:r>
+        <w:t>4530241622</w:t>
+      </w:r>
+    </w:p>
+    <w:p>
+      <w:pPr>
+        <w:jc w:val="right"/>
+        <w:bidi/>
+      </w:pPr>
+      <w:r>
+        <w:rPr>
+          <w:b/>
+        </w:rPr>
+        <w:t xml:space="preserve">التاريخ: </w:t>
+      </w:r>
+      <w:r>
+        <w:t>17/11 /1445</w:t>
+      </w:r>
+    </w:p>
+    <w:p>
+      <w:pPr>
+        <w:jc w:val="right"/>
+        <w:bidi/>
+      </w:pPr>
+      <w:r>
+        <w:rPr>
+          <w:b/>
+        </w:rPr>
+        <w:t xml:space="preserve">الأطراف: </w:t>
+      </w:r>
+      <w:r>
+        <w:t>عدنان زيني، أسامة زيني، أحمد زيني (المورّث)</w:t>
+      </w:r>
+    </w:p>
+    <w:p>
+      <w:pPr>
+        <w:jc w:val="right"/>
+        <w:bidi/>
+      </w:pPr>
+      <w:r>
+        <w:rPr>
+          <w:b/>
+        </w:rPr>
+        <w:t xml:space="preserve">مبالغ بارزة: </w:t>
+      </w:r>
+      <w:r>
+        <w:t>450، 120 ريال</w:t>
       </w:r>
     </w:p>
     <w:p/>
